--- a/TableS3.docx
+++ b/TableS3.docx
@@ -14,25 +14,7 @@
           <w:b/>
           <w:bCs/>
         </w:rPr>
-        <w:t>Table S</w:t>
-      </w:r>
-      <w:r>
-        <w:rPr>
-          <w:b/>
-          <w:bCs/>
-        </w:rPr>
-        <w:t>3</w:t>
-      </w:r>
-      <w:r>
-        <w:rPr>
-          <w:b/>
-          <w:bCs/>
-        </w:rPr>
-        <w:t xml:space="preserve">. </w:t>
-      </w:r>
-      <w:r>
-        <w:rPr/>
-        <w:t>Top DEAP solutions restoring target Vmem pattern under ivermectin perturbation.</w:t>
+        <w:t>Table S3.</w:t>
       </w:r>
     </w:p>
     <w:p>
@@ -60,18 +42,18 @@
         </w:tblCellMar>
       </w:tblPr>
       <w:tblGrid>
-        <w:gridCol w:w="731"/>
+        <w:gridCol w:w="730"/>
         <w:gridCol w:w="797"/>
         <w:gridCol w:w="741"/>
-        <w:gridCol w:w="731"/>
+        <w:gridCol w:w="732"/>
         <w:gridCol w:w="1417"/>
-        <w:gridCol w:w="1814"/>
+        <w:gridCol w:w="1813"/>
       </w:tblGrid>
       <w:tr>
         <w:trPr/>
         <w:tc>
           <w:tcPr>
-            <w:tcW w:w="731" w:type="dxa"/>
+            <w:tcW w:w="730" w:type="dxa"/>
             <w:tcBorders>
               <w:top w:val="single" w:sz="4" w:space="0" w:color="000000"/>
               <w:start w:val="single" w:sz="4" w:space="0" w:color="000000"/>
@@ -171,7 +153,7 @@
         </w:tc>
         <w:tc>
           <w:tcPr>
-            <w:tcW w:w="731" w:type="dxa"/>
+            <w:tcW w:w="732" w:type="dxa"/>
             <w:tcBorders>
               <w:top w:val="single" w:sz="4" w:space="0" w:color="000000"/>
               <w:start w:val="single" w:sz="4" w:space="0" w:color="000000"/>
@@ -235,7 +217,7 @@
         </w:tc>
         <w:tc>
           <w:tcPr>
-            <w:tcW w:w="1814" w:type="dxa"/>
+            <w:tcW w:w="1813" w:type="dxa"/>
             <w:tcBorders>
               <w:top w:val="single" w:sz="4" w:space="0" w:color="000000"/>
               <w:start w:val="single" w:sz="4" w:space="0" w:color="000000"/>
@@ -258,14 +240,7 @@
                 <w:b/>
                 <w:bCs/>
               </w:rPr>
-              <w:t>%</w:t>
-            </w:r>
-            <w:r>
-              <w:rPr>
-                <w:b/>
-                <w:bCs/>
-              </w:rPr>
-              <w:t>Target Match</w:t>
+              <w:t>%Target Match</w:t>
             </w:r>
           </w:p>
         </w:tc>
@@ -274,7 +249,7 @@
         <w:trPr/>
         <w:tc>
           <w:tcPr>
-            <w:tcW w:w="731" w:type="dxa"/>
+            <w:tcW w:w="730" w:type="dxa"/>
             <w:tcBorders>
               <w:start w:val="single" w:sz="4" w:space="0" w:color="000000"/>
               <w:bottom w:val="single" w:sz="4" w:space="0" w:color="000000"/>
@@ -337,7 +312,7 @@
         </w:tc>
         <w:tc>
           <w:tcPr>
-            <w:tcW w:w="731" w:type="dxa"/>
+            <w:tcW w:w="732" w:type="dxa"/>
             <w:tcBorders>
               <w:start w:val="single" w:sz="4" w:space="0" w:color="000000"/>
               <w:bottom w:val="single" w:sz="4" w:space="0" w:color="000000"/>
@@ -379,7 +354,7 @@
         </w:tc>
         <w:tc>
           <w:tcPr>
-            <w:tcW w:w="1814" w:type="dxa"/>
+            <w:tcW w:w="1813" w:type="dxa"/>
             <w:tcBorders>
               <w:start w:val="single" w:sz="4" w:space="0" w:color="000000"/>
               <w:bottom w:val="single" w:sz="4" w:space="0" w:color="000000"/>
@@ -404,7 +379,7 @@
         <w:trPr/>
         <w:tc>
           <w:tcPr>
-            <w:tcW w:w="731" w:type="dxa"/>
+            <w:tcW w:w="730" w:type="dxa"/>
             <w:tcBorders>
               <w:start w:val="single" w:sz="4" w:space="0" w:color="000000"/>
               <w:bottom w:val="single" w:sz="4" w:space="0" w:color="000000"/>
@@ -467,7 +442,7 @@
         </w:tc>
         <w:tc>
           <w:tcPr>
-            <w:tcW w:w="731" w:type="dxa"/>
+            <w:tcW w:w="732" w:type="dxa"/>
             <w:tcBorders>
               <w:start w:val="single" w:sz="4" w:space="0" w:color="000000"/>
               <w:bottom w:val="single" w:sz="4" w:space="0" w:color="000000"/>
@@ -509,7 +484,7 @@
         </w:tc>
         <w:tc>
           <w:tcPr>
-            <w:tcW w:w="1814" w:type="dxa"/>
+            <w:tcW w:w="1813" w:type="dxa"/>
             <w:tcBorders>
               <w:start w:val="single" w:sz="4" w:space="0" w:color="000000"/>
               <w:bottom w:val="single" w:sz="4" w:space="0" w:color="000000"/>
@@ -534,7 +509,7 @@
         <w:trPr/>
         <w:tc>
           <w:tcPr>
-            <w:tcW w:w="731" w:type="dxa"/>
+            <w:tcW w:w="730" w:type="dxa"/>
             <w:tcBorders>
               <w:start w:val="single" w:sz="4" w:space="0" w:color="000000"/>
               <w:bottom w:val="single" w:sz="4" w:space="0" w:color="000000"/>
@@ -597,7 +572,7 @@
         </w:tc>
         <w:tc>
           <w:tcPr>
-            <w:tcW w:w="731" w:type="dxa"/>
+            <w:tcW w:w="732" w:type="dxa"/>
             <w:tcBorders>
               <w:start w:val="single" w:sz="4" w:space="0" w:color="000000"/>
               <w:bottom w:val="single" w:sz="4" w:space="0" w:color="000000"/>
@@ -639,7 +614,7 @@
         </w:tc>
         <w:tc>
           <w:tcPr>
-            <w:tcW w:w="1814" w:type="dxa"/>
+            <w:tcW w:w="1813" w:type="dxa"/>
             <w:tcBorders>
               <w:start w:val="single" w:sz="4" w:space="0" w:color="000000"/>
               <w:bottom w:val="single" w:sz="4" w:space="0" w:color="000000"/>
@@ -681,31 +656,7 @@
       </w:pPr>
       <w:r>
         <w:rPr/>
-        <w:t xml:space="preserve">Notes: Parameters </w:t>
-      </w:r>
-      <w:r>
-        <w:rPr/>
-        <w:t xml:space="preserve">are </w:t>
-      </w:r>
-      <w:r>
-        <w:rPr/>
-        <w:t xml:space="preserve">optimized within physiological bounds [0.5,2.0]. Identical DEAP settings (population=100, tournsize=3, cxBlendα=0.5, mutGaussianσ=0.2) </w:t>
-      </w:r>
-      <w:r>
-        <w:rPr/>
-        <w:t xml:space="preserve">are </w:t>
-      </w:r>
-      <w:r>
-        <w:rPr/>
-        <w:t xml:space="preserve">as amiloride/propranolol cases (Table S1). All solutions restore </w:t>
-      </w:r>
-      <w:r>
-        <w:rPr/>
-        <w:t xml:space="preserve">the </w:t>
-      </w:r>
-      <w:r>
-        <w:rPr/>
-        <w:t>central high-Vmem domain despite fixed 2×k₃ left-half perturbation.</w:t>
+        <w:t>Notes: Parameters are optimized within physiological bounds [0.5, 2.0]. Identical DEAP settings (population=100, tournsize=3, cxBlendα=0.5, mutGaussianσ=0.2) are as amiloride/propranolol cases (Table S1). All solutions restore the central high-Vmem domain despite fixed 2×k₃ left-half perturbation.</w:t>
       </w:r>
     </w:p>
     <w:sectPr>
@@ -715,6 +666,7 @@
       <w:pgNumType w:fmt="decimal"/>
       <w:formProt w:val="false"/>
       <w:textDirection w:val="lrTb"/>
+      <w:docGrid w:type="default" w:linePitch="100" w:charSpace="0"/>
     </w:sectPr>
   </w:body>
 </w:document>
@@ -734,7 +686,6 @@
     </w:rPrDefault>
     <w:pPrDefault>
       <w:pPr>
-        <w:widowControl/>
         <w:suppressAutoHyphens w:val="true"/>
       </w:pPr>
     </w:pPrDefault>
@@ -744,7 +695,10 @@
     <w:qFormat/>
     <w:pPr>
       <w:widowControl/>
+      <w:suppressAutoHyphens w:val="true"/>
       <w:bidi w:val="0"/>
+      <w:spacing w:before="0" w:after="0"/>
+      <w:jc w:val="start"/>
     </w:pPr>
     <w:rPr>
       <w:rFonts w:ascii="Liberation Serif" w:hAnsi="Liberation Serif" w:eastAsia="Noto Serif CJK SC" w:cs="Lohit Devanagari"/>
